--- a/Week 5 Report.docx
+++ b/Week 5 Report.docx
@@ -1072,6 +1072,9 @@
         </w:numPr>
         <w:spacing w:after="57" w:line="252" w:lineRule="auto"/>
         <w:ind w:right="110" w:hanging="360"/>
+        <w:rPr>
+          <w:bCs/>
+        </w:rPr>
       </w:pPr>
       <w:r>
         <w:rPr>
@@ -1190,45 +1193,10 @@
       </w:r>
       <w:r>
         <w:rPr>
-          <w:b/>
-          <w:sz w:val="24"/>
-        </w:rPr>
-        <w:t xml:space="preserve">private </w:t>
-      </w:r>
-      <w:proofErr w:type="gramStart"/>
-      <w:r>
-        <w:rPr>
-          <w:rFonts w:ascii="Consolas" w:eastAsia="Consolas" w:hAnsi="Consolas" w:cs="Consolas"/>
-          <w:b/>
-        </w:rPr>
-        <w:t>By</w:t>
-      </w:r>
-      <w:proofErr w:type="gramEnd"/>
-      <w:r>
-        <w:rPr>
-          <w:b/>
-          <w:sz w:val="24"/>
-        </w:rPr>
-        <w:t xml:space="preserve"> locators</w:t>
-      </w:r>
-      <w:r>
-        <w:rPr>
-          <w:sz w:val="24"/>
-        </w:rPr>
-        <w:t xml:space="preserve"> and </w:t>
-      </w:r>
-      <w:r>
-        <w:rPr>
-          <w:b/>
-          <w:sz w:val="24"/>
-        </w:rPr>
-        <w:t>intention-named methods</w:t>
-      </w:r>
-      <w:r>
-        <w:rPr>
-          <w:sz w:val="24"/>
-        </w:rPr>
-        <w:t xml:space="preserve">  </w:t>
+          <w:bCs/>
+          <w:sz w:val="24"/>
+        </w:rPr>
+        <w:t>private locations and page specific functions</w:t>
       </w:r>
     </w:p>
     <w:p>
@@ -3104,9 +3072,17 @@
       </w:pPr>
       <w:r>
         <w:rPr>
-          <w:sz w:val="24"/>
-        </w:rPr>
-        <w:t>FIX: Remove unwanted timeouts and prefer auto-waits</w:t>
+          <w:b/>
+          <w:bCs/>
+          <w:sz w:val="24"/>
+        </w:rPr>
+        <w:t>FIX</w:t>
+      </w:r>
+      <w:r>
+        <w:rPr>
+          <w:sz w:val="24"/>
+        </w:rPr>
+        <w:t>: Remove unwanted timeouts and prefer auto-waits</w:t>
       </w:r>
     </w:p>
     <w:p>
@@ -3367,9 +3343,17 @@
       </w:pPr>
       <w:r>
         <w:rPr>
-          <w:sz w:val="24"/>
-        </w:rPr>
-        <w:t>FIX: Load the page first, then turn off the network</w:t>
+          <w:b/>
+          <w:bCs/>
+          <w:sz w:val="24"/>
+        </w:rPr>
+        <w:t>FIX</w:t>
+      </w:r>
+      <w:r>
+        <w:rPr>
+          <w:sz w:val="24"/>
+        </w:rPr>
+        <w:t>: Load the page first, then turn off the network</w:t>
       </w:r>
     </w:p>
     <w:p>
@@ -3685,9 +3669,17 @@
       </w:pPr>
       <w:r>
         <w:rPr>
-          <w:sz w:val="24"/>
-        </w:rPr>
-        <w:t>FIX: Add idempotency key with refund request. Duplicate request returns the same result with 200 status code</w:t>
+          <w:b/>
+          <w:bCs/>
+          <w:sz w:val="24"/>
+        </w:rPr>
+        <w:t>FIX</w:t>
+      </w:r>
+      <w:r>
+        <w:rPr>
+          <w:sz w:val="24"/>
+        </w:rPr>
+        <w:t>: Add idempotency key with refund request. Duplicate request returns the same result with 200 status code</w:t>
       </w:r>
     </w:p>
     <w:p>

--- a/Week 5 Report.docx
+++ b/Week 5 Report.docx
@@ -107,14 +107,12 @@
         </w:rPr>
         <w:t xml:space="preserve">demo report that will cover all the flows regarding playwright debugging and </w:t>
       </w:r>
-      <w:proofErr w:type="spellStart"/>
-      <w:r>
-        <w:rPr>
-          <w:sz w:val="24"/>
-        </w:rPr>
-        <w:t>diagnositcs</w:t>
-      </w:r>
-      <w:proofErr w:type="spellEnd"/>
+      <w:r>
+        <w:rPr>
+          <w:sz w:val="24"/>
+        </w:rPr>
+        <w:t>diagnostics</w:t>
+      </w:r>
       <w:r>
         <w:rPr>
           <w:sz w:val="24"/>
@@ -396,37 +394,7 @@
         <w:rPr>
           <w:sz w:val="24"/>
         </w:rPr>
-        <w:t>→</w:t>
-      </w:r>
-      <w:r>
-        <w:rPr>
-          <w:sz w:val="24"/>
-        </w:rPr>
-        <w:t xml:space="preserve"> Queue sale </w:t>
-      </w:r>
-      <w:r>
-        <w:rPr>
-          <w:sz w:val="24"/>
-        </w:rPr>
-        <w:t>→</w:t>
-      </w:r>
-      <w:r>
-        <w:rPr>
-          <w:sz w:val="24"/>
-        </w:rPr>
-        <w:t xml:space="preserve"> Reconnect </w:t>
-      </w:r>
-      <w:r>
-        <w:rPr>
-          <w:sz w:val="24"/>
-        </w:rPr>
-        <w:t>→</w:t>
-      </w:r>
-      <w:r>
-        <w:rPr>
-          <w:sz w:val="24"/>
-        </w:rPr>
-        <w:t xml:space="preserve"> One post</w:t>
+        <w:t>→ Queue sale → Reconnect → One post</w:t>
       </w:r>
     </w:p>
     <w:p>
@@ -823,20 +791,12 @@
         </w:rPr>
         <w:tab/>
       </w:r>
-      <w:proofErr w:type="gramStart"/>
       <w:r>
         <w:rPr>
           <w:sz w:val="24"/>
         </w:rPr>
         <w:tab/>
-        <w:t>./</w:t>
-      </w:r>
-      <w:proofErr w:type="gramEnd"/>
-      <w:r>
-        <w:rPr>
-          <w:sz w:val="24"/>
-        </w:rPr>
-        <w:t>tests</w:t>
+        <w:t>./tests</w:t>
       </w:r>
     </w:p>
     <w:p>
@@ -1231,7 +1191,6 @@
         <w:ind w:right="110" w:hanging="360"/>
       </w:pPr>
       <w:proofErr w:type="spellStart"/>
-      <w:proofErr w:type="gramStart"/>
       <w:r>
         <w:rPr>
           <w:rFonts w:ascii="Consolas" w:eastAsia="Consolas" w:hAnsi="Consolas" w:cs="Consolas"/>
@@ -1240,18 +1199,11 @@
         <w:t>diagnostic.fixture</w:t>
       </w:r>
       <w:proofErr w:type="spellEnd"/>
-      <w:proofErr w:type="gramEnd"/>
-      <w:r>
-        <w:rPr>
-          <w:sz w:val="24"/>
-        </w:rPr>
-        <w:t xml:space="preserve"> </w:t>
-      </w:r>
-      <w:r>
-        <w:rPr>
-          <w:sz w:val="24"/>
-        </w:rPr>
-        <w:t xml:space="preserve">generates a unique </w:t>
+      <w:r>
+        <w:rPr>
+          <w:sz w:val="24"/>
+        </w:rPr>
+        <w:t xml:space="preserve"> generates a unique </w:t>
       </w:r>
       <w:proofErr w:type="spellStart"/>
       <w:r>
@@ -1278,7 +1230,6 @@
         <w:ind w:right="110" w:hanging="360"/>
       </w:pPr>
       <w:proofErr w:type="spellStart"/>
-      <w:proofErr w:type="gramStart"/>
       <w:r>
         <w:rPr>
           <w:b/>
@@ -1287,7 +1238,6 @@
         <w:t>app.fixture</w:t>
       </w:r>
       <w:proofErr w:type="spellEnd"/>
-      <w:proofErr w:type="gramEnd"/>
       <w:r>
         <w:rPr>
           <w:b/>
@@ -1300,23 +1250,7 @@
           <w:bCs/>
           <w:sz w:val="24"/>
         </w:rPr>
-        <w:t xml:space="preserve">collects </w:t>
-      </w:r>
-      <w:proofErr w:type="gramStart"/>
-      <w:r>
-        <w:rPr>
-          <w:bCs/>
-          <w:sz w:val="24"/>
-        </w:rPr>
-        <w:t>evidences</w:t>
-      </w:r>
-      <w:proofErr w:type="gramEnd"/>
-      <w:r>
-        <w:rPr>
-          <w:bCs/>
-          <w:sz w:val="24"/>
-        </w:rPr>
-        <w:t xml:space="preserve"> and attaches it to Playwright reports</w:t>
+        <w:t>collects evidences and attaches it to Playwright reports</w:t>
       </w:r>
     </w:p>
     <w:p>
@@ -1337,21 +1271,7 @@
         <w:rPr>
           <w:sz w:val="24"/>
         </w:rPr>
-        <w:t xml:space="preserve">Playwright reports after </w:t>
-      </w:r>
-      <w:proofErr w:type="gramStart"/>
-      <w:r>
-        <w:rPr>
-          <w:sz w:val="24"/>
-        </w:rPr>
-        <w:t>run</w:t>
-      </w:r>
-      <w:proofErr w:type="gramEnd"/>
-      <w:r>
-        <w:rPr>
-          <w:sz w:val="24"/>
-        </w:rPr>
-        <w:t xml:space="preserve"> of every tests</w:t>
+        <w:t>Playwright reports after run of every tests</w:t>
       </w:r>
     </w:p>
     <w:p>
@@ -1451,6 +1371,9 @@
         <w:ind w:left="-5" w:right="3683" w:hanging="10"/>
       </w:pPr>
       <w:r>
+        <w:rPr>
+          <w:noProof/>
+        </w:rPr>
         <w:drawing>
           <wp:inline distT="0" distB="0" distL="0" distR="0" wp14:anchorId="19C4DF75" wp14:editId="30E93A5D">
             <wp:extent cx="2286000" cy="3644959"/>
@@ -1844,13 +1767,7 @@
         <w:rPr>
           <w:rFonts w:ascii="Consolas" w:eastAsia="Consolas" w:hAnsi="Consolas" w:cs="Consolas"/>
         </w:rPr>
-        <w:t xml:space="preserve"> </w:t>
-      </w:r>
-      <w:r>
-        <w:rPr>
-          <w:rFonts w:ascii="Consolas" w:eastAsia="Consolas" w:hAnsi="Consolas" w:cs="Consolas"/>
-        </w:rPr>
-        <w:t>–repeat-each=10</w:t>
+        <w:t xml:space="preserve"> –repeat-each=10</w:t>
       </w:r>
     </w:p>
     <w:p>
@@ -1903,26 +1820,14 @@
         <w:rPr>
           <w:rFonts w:ascii="Consolas" w:eastAsia="Consolas" w:hAnsi="Consolas" w:cs="Consolas"/>
         </w:rPr>
-        <w:t xml:space="preserve"> playwright test tests/</w:t>
-      </w:r>
+        <w:t xml:space="preserve"> playwright test tests/offline-</w:t>
+      </w:r>
+      <w:proofErr w:type="spellStart"/>
       <w:r>
         <w:rPr>
           <w:rFonts w:ascii="Consolas" w:eastAsia="Consolas" w:hAnsi="Consolas" w:cs="Consolas"/>
         </w:rPr>
-        <w:t>offline-</w:t>
-      </w:r>
-      <w:proofErr w:type="spellStart"/>
-      <w:r>
-        <w:rPr>
-          <w:rFonts w:ascii="Consolas" w:eastAsia="Consolas" w:hAnsi="Consolas" w:cs="Consolas"/>
-        </w:rPr>
-        <w:t>flow</w:t>
-      </w:r>
-      <w:r>
-        <w:rPr>
-          <w:rFonts w:ascii="Consolas" w:eastAsia="Consolas" w:hAnsi="Consolas" w:cs="Consolas"/>
-        </w:rPr>
-        <w:t>.spec.ts</w:t>
+        <w:t>flow.spec.ts</w:t>
       </w:r>
       <w:proofErr w:type="spellEnd"/>
     </w:p>
@@ -1951,23 +1856,66 @@
           <w:i/>
           <w:color w:val="60A0B0"/>
         </w:rPr>
-        <w:t>#</w:t>
-      </w:r>
-      <w:r>
+        <w:t>#Refund and return path test</w:t>
+      </w:r>
+    </w:p>
+    <w:p>
+      <w:pPr>
+        <w:spacing w:after="156" w:line="252" w:lineRule="auto"/>
+        <w:ind w:right="209"/>
+        <w:rPr>
+          <w:rFonts w:ascii="Consolas" w:eastAsia="Consolas" w:hAnsi="Consolas" w:cs="Consolas"/>
+        </w:rPr>
+      </w:pPr>
+      <w:proofErr w:type="spellStart"/>
+      <w:r>
+        <w:rPr>
+          <w:rFonts w:ascii="Consolas" w:eastAsia="Consolas" w:hAnsi="Consolas" w:cs="Consolas"/>
+        </w:rPr>
+        <w:t>npx</w:t>
+      </w:r>
+      <w:proofErr w:type="spellEnd"/>
+      <w:r>
+        <w:rPr>
+          <w:rFonts w:ascii="Consolas" w:eastAsia="Consolas" w:hAnsi="Consolas" w:cs="Consolas"/>
+        </w:rPr>
+        <w:t xml:space="preserve"> playwright test tests/refund-</w:t>
+      </w:r>
+      <w:proofErr w:type="spellStart"/>
+      <w:r>
+        <w:rPr>
+          <w:rFonts w:ascii="Consolas" w:eastAsia="Consolas" w:hAnsi="Consolas" w:cs="Consolas"/>
+        </w:rPr>
+        <w:t>flow.spec.ts</w:t>
+      </w:r>
+      <w:proofErr w:type="spellEnd"/>
+    </w:p>
+    <w:p>
+      <w:pPr>
+        <w:spacing w:after="156" w:line="252" w:lineRule="auto"/>
+        <w:ind w:right="209"/>
+        <w:rPr>
+          <w:rFonts w:ascii="Consolas" w:eastAsia="Consolas" w:hAnsi="Consolas" w:cs="Consolas"/>
+        </w:rPr>
+      </w:pPr>
+    </w:p>
+    <w:p>
+      <w:pPr>
+        <w:spacing w:after="156" w:line="252" w:lineRule="auto"/>
+        <w:ind w:right="209"/>
         <w:rPr>
           <w:rFonts w:ascii="Consolas" w:eastAsia="Consolas" w:hAnsi="Consolas" w:cs="Consolas"/>
           <w:i/>
           <w:color w:val="60A0B0"/>
         </w:rPr>
-        <w:t>Refund and return</w:t>
-      </w:r>
+      </w:pPr>
       <w:r>
         <w:rPr>
           <w:rFonts w:ascii="Consolas" w:eastAsia="Consolas" w:hAnsi="Consolas" w:cs="Consolas"/>
           <w:i/>
           <w:color w:val="60A0B0"/>
         </w:rPr>
-        <w:t xml:space="preserve"> path test</w:t>
+        <w:t>#Search to checkout flow</w:t>
       </w:r>
     </w:p>
     <w:p>
@@ -1990,105 +1938,14 @@
         <w:rPr>
           <w:rFonts w:ascii="Consolas" w:eastAsia="Consolas" w:hAnsi="Consolas" w:cs="Consolas"/>
         </w:rPr>
-        <w:t xml:space="preserve"> playwright test tests/</w:t>
-      </w:r>
+        <w:t xml:space="preserve"> playwright test tests/search-to-</w:t>
+      </w:r>
+      <w:proofErr w:type="spellStart"/>
       <w:r>
         <w:rPr>
           <w:rFonts w:ascii="Consolas" w:eastAsia="Consolas" w:hAnsi="Consolas" w:cs="Consolas"/>
         </w:rPr>
-        <w:t>refund-</w:t>
-      </w:r>
-      <w:proofErr w:type="spellStart"/>
-      <w:r>
-        <w:rPr>
-          <w:rFonts w:ascii="Consolas" w:eastAsia="Consolas" w:hAnsi="Consolas" w:cs="Consolas"/>
-        </w:rPr>
-        <w:t>flow</w:t>
-      </w:r>
-      <w:r>
-        <w:rPr>
-          <w:rFonts w:ascii="Consolas" w:eastAsia="Consolas" w:hAnsi="Consolas" w:cs="Consolas"/>
-        </w:rPr>
-        <w:t>.spec.ts</w:t>
-      </w:r>
-      <w:proofErr w:type="spellEnd"/>
-    </w:p>
-    <w:p>
-      <w:pPr>
-        <w:spacing w:after="156" w:line="252" w:lineRule="auto"/>
-        <w:ind w:right="209"/>
-        <w:rPr>
-          <w:rFonts w:ascii="Consolas" w:eastAsia="Consolas" w:hAnsi="Consolas" w:cs="Consolas"/>
-        </w:rPr>
-      </w:pPr>
-    </w:p>
-    <w:p>
-      <w:pPr>
-        <w:spacing w:after="156" w:line="252" w:lineRule="auto"/>
-        <w:ind w:right="209"/>
-        <w:rPr>
-          <w:rFonts w:ascii="Consolas" w:eastAsia="Consolas" w:hAnsi="Consolas" w:cs="Consolas"/>
-          <w:i/>
-          <w:color w:val="60A0B0"/>
-        </w:rPr>
-      </w:pPr>
-      <w:r>
-        <w:rPr>
-          <w:rFonts w:ascii="Consolas" w:eastAsia="Consolas" w:hAnsi="Consolas" w:cs="Consolas"/>
-          <w:i/>
-          <w:color w:val="60A0B0"/>
-        </w:rPr>
-        <w:t>#</w:t>
-      </w:r>
-      <w:r>
-        <w:rPr>
-          <w:rFonts w:ascii="Consolas" w:eastAsia="Consolas" w:hAnsi="Consolas" w:cs="Consolas"/>
-          <w:i/>
-          <w:color w:val="60A0B0"/>
-        </w:rPr>
-        <w:t>Search to checkout flow</w:t>
-      </w:r>
-    </w:p>
-    <w:p>
-      <w:pPr>
-        <w:spacing w:after="156" w:line="252" w:lineRule="auto"/>
-        <w:ind w:right="209"/>
-        <w:rPr>
-          <w:rFonts w:ascii="Consolas" w:eastAsia="Consolas" w:hAnsi="Consolas" w:cs="Consolas"/>
-        </w:rPr>
-      </w:pPr>
-      <w:proofErr w:type="spellStart"/>
-      <w:r>
-        <w:rPr>
-          <w:rFonts w:ascii="Consolas" w:eastAsia="Consolas" w:hAnsi="Consolas" w:cs="Consolas"/>
-        </w:rPr>
-        <w:t>npx</w:t>
-      </w:r>
-      <w:proofErr w:type="spellEnd"/>
-      <w:r>
-        <w:rPr>
-          <w:rFonts w:ascii="Consolas" w:eastAsia="Consolas" w:hAnsi="Consolas" w:cs="Consolas"/>
-        </w:rPr>
-        <w:t xml:space="preserve"> playwright test tests/</w:t>
-      </w:r>
-      <w:r>
-        <w:rPr>
-          <w:rFonts w:ascii="Consolas" w:eastAsia="Consolas" w:hAnsi="Consolas" w:cs="Consolas"/>
-        </w:rPr>
-        <w:t>search-to-</w:t>
-      </w:r>
-      <w:proofErr w:type="spellStart"/>
-      <w:r>
-        <w:rPr>
-          <w:rFonts w:ascii="Consolas" w:eastAsia="Consolas" w:hAnsi="Consolas" w:cs="Consolas"/>
-        </w:rPr>
-        <w:t>cart</w:t>
-      </w:r>
-      <w:r>
-        <w:rPr>
-          <w:rFonts w:ascii="Consolas" w:eastAsia="Consolas" w:hAnsi="Consolas" w:cs="Consolas"/>
-        </w:rPr>
-        <w:t>.spec.ts</w:t>
+        <w:t>cart.spec.ts</w:t>
       </w:r>
       <w:proofErr w:type="spellEnd"/>
     </w:p>
@@ -2202,23 +2059,22 @@
           <w:sz w:val="24"/>
         </w:rPr>
       </w:pPr>
-      <w:proofErr w:type="gramStart"/>
       <w:r>
         <w:rPr>
           <w:sz w:val="24"/>
         </w:rPr>
         <w:t>STATUS:PASSED</w:t>
       </w:r>
-      <w:proofErr w:type="gramEnd"/>
-    </w:p>
-    <w:p>
-      <w:pPr>
-        <w:rPr>
-          <w:sz w:val="24"/>
-        </w:rPr>
-      </w:pPr>
-      <w:r>
-        <w:rPr>
+    </w:p>
+    <w:p>
+      <w:pPr>
+        <w:rPr>
+          <w:sz w:val="24"/>
+        </w:rPr>
+      </w:pPr>
+      <w:r>
+        <w:rPr>
+          <w:noProof/>
           <w:sz w:val="24"/>
         </w:rPr>
         <w:drawing>
@@ -2313,6 +2169,7 @@
       </w:pPr>
       <w:r>
         <w:rPr>
+          <w:noProof/>
           <w:sz w:val="24"/>
         </w:rPr>
         <w:drawing>
@@ -2426,6 +2283,9 @@
     </w:p>
     <w:p>
       <w:r>
+        <w:rPr>
+          <w:noProof/>
+        </w:rPr>
         <w:lastRenderedPageBreak/>
         <w:drawing>
           <wp:inline distT="0" distB="0" distL="0" distR="0" wp14:anchorId="051DFC6B" wp14:editId="084AB972">
@@ -2493,6 +2353,9 @@
     </w:p>
     <w:p>
       <w:r>
+        <w:rPr>
+          <w:noProof/>
+        </w:rPr>
         <w:drawing>
           <wp:inline distT="0" distB="0" distL="0" distR="0" wp14:anchorId="0AFB67A9" wp14:editId="1A246FEF">
             <wp:extent cx="6021705" cy="2152015"/>
@@ -2621,6 +2484,9 @@
     </w:p>
     <w:p>
       <w:r>
+        <w:rPr>
+          <w:noProof/>
+        </w:rPr>
         <w:drawing>
           <wp:inline distT="0" distB="0" distL="0" distR="0" wp14:anchorId="059E8A33" wp14:editId="186A9154">
             <wp:extent cx="6021705" cy="3399790"/>
@@ -2660,6 +2526,9 @@
     </w:p>
     <w:p>
       <w:r>
+        <w:rPr>
+          <w:noProof/>
+        </w:rPr>
         <w:drawing>
           <wp:inline distT="0" distB="0" distL="0" distR="0" wp14:anchorId="70C875AC" wp14:editId="37292236">
             <wp:extent cx="6021705" cy="3425190"/>
@@ -2712,6 +2581,9 @@
         <w:spacing w:after="247"/>
       </w:pPr>
       <w:r>
+        <w:rPr>
+          <w:noProof/>
+        </w:rPr>
         <w:lastRenderedPageBreak/>
         <w:drawing>
           <wp:inline distT="0" distB="0" distL="0" distR="0" wp14:anchorId="393E4F19" wp14:editId="266D524B">
@@ -2755,6 +2627,9 @@
         <w:spacing w:after="247"/>
       </w:pPr>
       <w:r>
+        <w:rPr>
+          <w:noProof/>
+        </w:rPr>
         <w:drawing>
           <wp:inline distT="0" distB="0" distL="0" distR="0" wp14:anchorId="085D1C72" wp14:editId="1F057F41">
             <wp:extent cx="6021705" cy="1435735"/>
@@ -2924,6 +2799,7 @@
       </w:pPr>
       <w:r>
         <w:rPr>
+          <w:noProof/>
           <w:sz w:val="24"/>
         </w:rPr>
         <w:drawing>
@@ -2973,6 +2849,7 @@
       </w:pPr>
       <w:r>
         <w:rPr>
+          <w:noProof/>
           <w:sz w:val="24"/>
         </w:rPr>
         <w:lastRenderedPageBreak/>
@@ -3023,6 +2900,7 @@
       </w:pPr>
       <w:r>
         <w:rPr>
+          <w:noProof/>
           <w:sz w:val="24"/>
         </w:rPr>
         <w:drawing>
@@ -3120,14 +2998,7 @@
           <w:b/>
           <w:sz w:val="24"/>
         </w:rPr>
-        <w:t>Page couldn’t load due to network turned off</w:t>
-      </w:r>
-      <w:r>
-        <w:rPr>
-          <w:b/>
-          <w:sz w:val="24"/>
-        </w:rPr>
-        <w:t>.</w:t>
+        <w:t>Page couldn’t load due to network turned off.</w:t>
       </w:r>
       <w:r>
         <w:rPr>
@@ -3146,6 +3017,7 @@
       </w:pPr>
       <w:r>
         <w:rPr>
+          <w:noProof/>
           <w:sz w:val="24"/>
         </w:rPr>
         <w:drawing>
@@ -3195,6 +3067,7 @@
       </w:pPr>
       <w:r>
         <w:rPr>
+          <w:noProof/>
           <w:sz w:val="24"/>
         </w:rPr>
         <w:drawing>
@@ -3244,6 +3117,7 @@
       </w:pPr>
       <w:r>
         <w:rPr>
+          <w:noProof/>
           <w:sz w:val="24"/>
         </w:rPr>
         <w:lastRenderedPageBreak/>
@@ -3294,6 +3168,7 @@
       </w:pPr>
       <w:r>
         <w:rPr>
+          <w:noProof/>
           <w:sz w:val="24"/>
         </w:rPr>
         <w:drawing>
@@ -3391,26 +3266,13 @@
           <w:b/>
           <w:sz w:val="24"/>
         </w:rPr>
-        <w:t>Double refund for duplicate request</w:t>
-      </w:r>
-      <w:r>
-        <w:rPr>
-          <w:b/>
-          <w:sz w:val="24"/>
-        </w:rPr>
-        <w:t>.</w:t>
-      </w:r>
-      <w:r>
-        <w:rPr>
-          <w:sz w:val="24"/>
-        </w:rPr>
-        <w:t xml:space="preserve"> </w:t>
-      </w:r>
-      <w:r>
-        <w:rPr>
-          <w:sz w:val="24"/>
-        </w:rPr>
-        <w:t>Idempotency key was not passed with the request, resulting in duplicate refund request and second request was created as new request</w:t>
+        <w:t>Double refund for duplicate request.</w:t>
+      </w:r>
+      <w:r>
+        <w:rPr>
+          <w:sz w:val="24"/>
+        </w:rPr>
+        <w:t xml:space="preserve"> Idempotency key was not passed with the request, resulting in duplicate refund request and second request was created as new request</w:t>
       </w:r>
       <w:r>
         <w:rPr>
@@ -3429,6 +3291,7 @@
       </w:pPr>
       <w:r>
         <w:rPr>
+          <w:noProof/>
           <w:sz w:val="24"/>
         </w:rPr>
         <w:drawing>
@@ -3478,6 +3341,7 @@
       </w:pPr>
       <w:r>
         <w:rPr>
+          <w:noProof/>
           <w:sz w:val="24"/>
         </w:rPr>
         <w:lastRenderedPageBreak/>
@@ -3528,6 +3392,7 @@
       </w:pPr>
       <w:r>
         <w:rPr>
+          <w:noProof/>
           <w:sz w:val="24"/>
         </w:rPr>
         <w:drawing>
@@ -3576,6 +3441,9 @@
         </w:rPr>
       </w:pPr>
       <w:r>
+        <w:rPr>
+          <w:noProof/>
+        </w:rPr>
         <w:drawing>
           <wp:inline distT="0" distB="0" distL="0" distR="0" wp14:anchorId="12C85BE2" wp14:editId="2B79A945">
             <wp:extent cx="5731510" cy="1745615"/>
@@ -3622,6 +3490,9 @@
         </w:rPr>
       </w:pPr>
       <w:r>
+        <w:rPr>
+          <w:noProof/>
+        </w:rPr>
         <w:drawing>
           <wp:inline distT="0" distB="0" distL="0" distR="0" wp14:anchorId="0CDB7F1E" wp14:editId="5BA869C1">
             <wp:extent cx="5731510" cy="1265555"/>
